--- a/部署与运维手册.docx
+++ b/部署与运维手册.docx
@@ -1,5 +1,26 @@
 
-<file path=word/document.xml><?xml version="1.0" encoding="utf-8"?>
+<file path=docProps\app.xml><?xml version="1.0" encoding="utf-8"?>
+<Properties xmlns="http://schemas.openxmlformats.org/officeDocument/2006/extended-properties" xmlns:vt="http://schemas.openxmlformats.org/officeDocument/2006/docPropsVTypes">
+  <Application>Tencent office</Application>
+</Properties>
+</file>
+
+<file path=docProps\core.xml><?xml version="1.0" encoding="utf-8"?>
+<cp:coreProperties xmlns:cp="http://schemas.openxmlformats.org/package/2006/metadata/core-properties" xmlns:dc="http://purl.org/dc/elements/1.1/" xmlns:dcterms="http://purl.org/dc/terms/" xmlns:dcmitype="http://purl.org/dc/dcmitype/" xmlns:xsi="http://www.w3.org/2001/XMLSchema-instance">
+  <dcterms:created xsi:type="dcterms:W3CDTF">2026-08-13T13:05:58Z</dcterms:created>
+  <dcterms:modified xsi:type="dcterms:W3CDTF">2026-08-13T13:05:58Z</dcterms:modified>
+</cp:coreProperties>
+</file>
+
+<file path=docProps\custom.xml><?xml version="1.0" encoding="utf-8"?>
+<Properties xmlns="http://schemas.openxmlformats.org/officeDocument/2006/custom-properties" xmlns:vt="http://schemas.openxmlformats.org/officeDocument/2006/docPropsVTypes">
+  <property fmtid="{5B77E7CE-EC58-BC6A-FAE8-886BEB80DBEB}" pid="2" name="5B77E7CEEC58BC6AFAE8886BEB80DBEB">
+    <vt:lpwstr>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</vt:lpwstr>
+  </property>
+</Properties>
+</file>
+
+<file path=word\document.xml><?xml version="1.0" encoding="utf-8"?>
 <w:document xmlns:w="http://schemas.openxmlformats.org/wordprocessingml/2006/main" xmlns:wp="http://schemas.openxmlformats.org/drawingml/2006/wordprocessingDrawing" xmlns:a="http://schemas.openxmlformats.org/drawingml/2006/main" xmlns:wps="http://schemas.microsoft.com/office/word/2010/wordprocessingShape" xmlns:mc="http://schemas.openxmlformats.org/markup-compatibility/2006" mc:Ignorable="wps">
   <w:body>
     <w:p>
@@ -3738,7 +3759,35 @@
 </w:document>
 </file>
 
-<file path=word/numbering.xml><?xml version="1.0" encoding="utf-8"?>
+<file path=word\fontTable.xml><?xml version="1.0" encoding="utf-8"?>
+<w:fonts xmlns:w="http://schemas.openxmlformats.org/wordprocessingml/2006/main">
+  <w:font w:name="DengXian">
+    <w:altName w:val="等线"/>
+    <w:panose1 w:val="02010600030101010101"/>
+    <w:charset w:val="86"/>
+    <w:family w:val="auto"/>
+    <w:pitch w:val="variable"/>
+    <w:sig w:usb0="A00002BF" w:usb1="38CF7CFA" w:usb2="00000016" w:usb3="00000000" w:csb0="0004000F" w:csb1="00000000"/>
+  </w:font>
+  <w:font w:name="Times New Roman">
+    <w:panose1 w:val="02020603050405020304"/>
+    <w:charset w:val="00"/>
+    <w:family w:val="roman"/>
+    <w:pitch w:val="variable"/>
+    <w:sig w:usb0="E0002EFF" w:usb1="C000785B" w:usb2="00000009" w:usb3="00000000" w:csb0="000001FF" w:csb1="00000000"/>
+  </w:font>
+  <w:font w:name="DengXian">
+    <w:altName w:val="等线"/>
+    <w:panose1 w:val="02010600030101010101"/>
+    <w:charset w:val="86"/>
+    <w:family w:val="auto"/>
+    <w:pitch w:val="variable"/>
+    <w:sig w:usb0="A00002BF" w:usb1="38CF7CFA" w:usb2="00000016" w:usb3="00000000" w:csb0="0004000F" w:csb1="00000000"/>
+  </w:font>
+</w:fonts>
+</file>
+
+<file path=word\numbering.xml><?xml version="1.0" encoding="utf-8"?>
 <w:numbering xmlns:w="http://schemas.openxmlformats.org/wordprocessingml/2006/main">
   <w:abstractNum w:abstractNumId="0">
     <w:lvl w:ilvl="0">
@@ -3870,11 +3919,27 @@
 </w:numbering>
 </file>
 
-<file path=word/styles.xml><?xml version="1.0" encoding="utf-8"?>
+<file path=word\settings.xml><?xml version="1.0" encoding="utf-8"?>
+<w:settings xmlns:w="http://schemas.openxmlformats.org/wordprocessingml/2006/main">
+  <w:zoom w:val="bestFit" w:percent="100"/>
+  <w:defaultTabStop w:val="420"/>
+  <w:compat>
+    <w:spaceForUL w:val="1"/>
+    <w:balanceSingleByteDoubleByteWidth w:val="1"/>
+    <w:doNotLeaveBackslashAlone w:val="1"/>
+    <w:ulTrailSpace w:val="1"/>
+    <w:doNotExpandShiftReturn w:val="1"/>
+    <w:adjustLineHeightInTable w:val="1"/>
+    <w:useFELayout w:val="1"/>
+  </w:compat>
+</w:settings>
+</file>
+
+<file path=word\styles.xml><?xml version="1.0" encoding="utf-8"?>
 <w:styles xmlns:w="http://schemas.openxmlformats.org/wordprocessingml/2006/main"/>
 </file>
 
-<file path=word/theme/theme1.xml><?xml version="1.0" encoding="utf-8"?>
+<file path=word\theme\theme1.xml><?xml version="1.0" encoding="utf-8"?>
 <a:theme xmlns:a="http://schemas.openxmlformats.org/drawingml/2006/main" name="Default Theme">
   <a:themeElements>
     <a:clrScheme name="Default">
